--- a/legal/Согласие_на_обработку_ПДн_Искра_черновик.docx
+++ b/legal/Согласие_на_обработку_ПДн_Искра_черновик.docx
@@ -265,7 +265,7 @@
           <w:color w:val="000000"/>
           <w:sz w:val="22"/>
         </w:rPr>
-        <w:t>создание, регистрация, маршрутизация и рассмотрение обращения Пользователя;</w:t>
+        <w:t>приём, регистрация, рассмотрение и направление обращения компетентным лицам и органам;</w:t>
       </w:r>
     </w:p>
     <w:p>
@@ -279,7 +279,7 @@
           <w:color w:val="000000"/>
           <w:sz w:val="22"/>
         </w:rPr>
-        <w:t>связь с Пользователем, уточнение сведений и направление уведомлений и ответа;</w:t>
+        <w:t>связь с Пользователем, уточнение сведений, направление уведомлений и ответа;</w:t>
       </w:r>
     </w:p>
     <w:p>
@@ -293,7 +293,7 @@
           <w:color w:val="000000"/>
           <w:sz w:val="22"/>
         </w:rPr>
-        <w:t>передача обращения компетентным уполномоченным сотрудникам, государственным органам и органам местного самоуправления;</w:t>
+        <w:t>обеспечение работы и безопасности Чат-бота;</w:t>
       </w:r>
     </w:p>
     <w:p>
@@ -307,41 +307,13 @@
           <w:color w:val="000000"/>
           <w:sz w:val="22"/>
         </w:rPr>
-        <w:t>контроль сроков и качества рассмотрения обращений, ведение истории действий;</w:t>
-      </w:r>
-    </w:p>
-    <w:p>
-      <w:pPr>
-        <w:pStyle w:val="ListBullet"/>
-        <w:ind w:hanging="312"/>
-      </w:pPr>
-      <w:r>
-        <w:rPr>
-          <w:rFonts w:ascii="Times New Roman" w:hAnsi="Times New Roman" w:eastAsia="Times New Roman"/>
-          <w:color w:val="000000"/>
-          <w:sz w:val="22"/>
-        </w:rPr>
-        <w:t>обеспечение безопасности, предотвращение злоупотреблений и устранение технических ошибок;</w:t>
-      </w:r>
-    </w:p>
-    <w:p>
-      <w:pPr>
-        <w:pStyle w:val="ListBullet"/>
-        <w:ind w:hanging="312"/>
-      </w:pPr>
-      <w:r>
-        <w:rPr>
-          <w:rFonts w:ascii="Times New Roman" w:hAnsi="Times New Roman" w:eastAsia="Times New Roman"/>
-          <w:color w:val="000000"/>
-          <w:sz w:val="22"/>
-        </w:rPr>
-        <w:t>формирование внутренней статистики и отчётности без распространения персональных данных неограниченному кругу лиц.</w:t>
+        <w:t>формирование внутренней статистики и отчётности без распространения персональных данных.</w:t>
       </w:r>
     </w:p>
     <w:p>
       <w:pPr>
         <w:pStyle w:val="Heading1"/>
-        <w:pageBreakBefore/>
+        <w:pageBreakBefore w:val="0"/>
       </w:pPr>
       <w:r>
         <w:rPr>
@@ -392,21 +364,7 @@
           <w:color w:val="000000"/>
           <w:sz w:val="22"/>
         </w:rPr>
-        <w:t>идентификатор Пользователя в MAX, отображаемое имя и короткое имя профиля (при наличии);</w:t>
-      </w:r>
-    </w:p>
-    <w:p>
-      <w:pPr>
-        <w:pStyle w:val="ListBullet"/>
-        <w:ind w:hanging="312"/>
-      </w:pPr>
-      <w:r>
-        <w:rPr>
-          <w:rFonts w:ascii="Times New Roman" w:hAnsi="Times New Roman" w:eastAsia="Times New Roman"/>
-          <w:color w:val="000000"/>
-          <w:sz w:val="22"/>
-        </w:rPr>
-        <w:t>идентификатор чата, необходимые технические идентификаторы сообщений и время взаимодействия;</w:t>
+        <w:t>сведения, автоматически передаваемые мессенджером MAX и необходимые для работы Чат-бота, включая идентификаторы Пользователя, чата и сообщений, дату и время взаимодействия;</w:t>
       </w:r>
     </w:p>
     <w:p>
@@ -462,21 +420,7 @@
           <w:color w:val="000000"/>
           <w:sz w:val="22"/>
         </w:rPr>
-        <w:t>сведения о ходе и результате рассмотрения обращения, включая статусы, уведомления и ответы;</w:t>
-      </w:r>
-    </w:p>
-    <w:p>
-      <w:pPr>
-        <w:pStyle w:val="ListBullet"/>
-        <w:ind w:hanging="312"/>
-      </w:pPr>
-      <w:r>
-        <w:rPr>
-          <w:rFonts w:ascii="Times New Roman" w:hAnsi="Times New Roman" w:eastAsia="Times New Roman"/>
-          <w:color w:val="000000"/>
-          <w:sz w:val="22"/>
-        </w:rPr>
-        <w:t>технические сведения о доставке и обработке сообщений, необходимые для надёжной работы Чат-бота.</w:t>
+        <w:t>сведения о ходе и результате рассмотрения обращения.</w:t>
       </w:r>
     </w:p>
     <w:p>
@@ -539,7 +483,7 @@
           <w:color w:val="000000"/>
           <w:sz w:val="27"/>
         </w:rPr>
-        <w:t>5. Получатели и инфраструктура</w:t>
+        <w:t>5. Получатели данных</w:t>
       </w:r>
     </w:p>
     <w:p>
@@ -592,45 +536,7 @@
           <w:color w:val="000000"/>
           <w:sz w:val="22"/>
         </w:rPr>
-        <w:t>поставщику услуг размещения серверной инфраструктуры Timeweb — в объёме, необходимом для размещения и технической эксплуатации системы;</w:t>
-      </w:r>
-    </w:p>
-    <w:p>
-      <w:pPr>
-        <w:pStyle w:val="ListBullet"/>
-        <w:ind w:hanging="312"/>
-      </w:pPr>
-      <w:r>
-        <w:rPr>
-          <w:rFonts w:ascii="Times New Roman" w:hAnsi="Times New Roman" w:eastAsia="Times New Roman"/>
-          <w:color w:val="000000"/>
-          <w:sz w:val="22"/>
-        </w:rPr>
-        <w:t>оператору Сервиса MAX — в рамках передачи сообщений и функционирования мессенджера на условиях документов Сервиса MAX.</w:t>
-      </w:r>
-    </w:p>
-    <w:p>
-      <w:pPr>
-        <w:ind w:firstLine="0"/>
-      </w:pPr>
-      <w:r>
-        <w:rPr>
-          <w:rFonts w:ascii="Times New Roman" w:hAnsi="Times New Roman" w:eastAsia="Times New Roman"/>
-          <w:b/>
-          <w:color w:val="000000"/>
-          <w:sz w:val="22"/>
-        </w:rPr>
-        <w:t xml:space="preserve">Точное юридическое наименование поставщика Timeweb по договору: </w:t>
-      </w:r>
-      <w:r>
-        <w:rPr>
-          <w:rFonts w:ascii="Times New Roman" w:hAnsi="Times New Roman" w:eastAsia="Times New Roman"/>
-          <w:b/>
-          <w:color w:val="000000"/>
-          <w:sz w:val="22"/>
-          <w:shd w:fill="FFF2CC"/>
-        </w:rPr>
-        <w:t>[ЗАПОЛНИТЬ]</w:t>
+        <w:t>оператору мессенджера MAX и иным лицам, обеспечивающим передачу сообщений и техническую работу Чат-бота, — только в необходимом объёме и на законном основании.</w:t>
       </w:r>
     </w:p>
     <w:p>
@@ -641,7 +547,7 @@
           <w:color w:val="000000"/>
           <w:sz w:val="22"/>
         </w:rPr>
-        <w:t>Серверная инфраструктура, используемая Оператором для первичной записи и хранения данных, заявлена как расположенная на территории Российской Федерации.</w:t>
+        <w:t>Персональные данные хранятся и обрабатываются с использованием серверной инфраструктуры, расположенной на территории Российской Федерации.</w:t>
       </w:r>
     </w:p>
     <w:p>

--- a/legal/Согласие_на_обработку_ПДн_Искра_черновик.docx
+++ b/legal/Согласие_на_обработку_ПДн_Искра_черновик.docx
@@ -326,6 +326,17 @@
       </w:r>
     </w:p>
     <w:p>
+      <w:r>
+        <w:rPr>
+          <w:rFonts w:ascii="Times New Roman" w:hAnsi="Times New Roman" w:eastAsia="Times New Roman"/>
+          <w:i w:val="0"/>
+          <w:color w:val="000000"/>
+          <w:sz w:val="22"/>
+        </w:rPr>
+        <w:t>3.1. К персональным данным Пользователя относятся:</w:t>
+      </w:r>
+    </w:p>
+    <w:p>
       <w:pPr>
         <w:pStyle w:val="ListBullet"/>
         <w:ind w:hanging="312"/>
@@ -378,49 +389,29 @@
           <w:color w:val="000000"/>
           <w:sz w:val="22"/>
         </w:rPr>
-        <w:t>муниципальный округ, на территории которого находится проблема;</w:t>
+        <w:t>сведения о ходе и результате рассмотрения обращения.</w:t>
       </w:r>
     </w:p>
     <w:p>
-      <w:pPr>
-        <w:pStyle w:val="ListBullet"/>
-        <w:ind w:hanging="312"/>
-      </w:pPr>
       <w:r>
         <w:rPr>
           <w:rFonts w:ascii="Times New Roman" w:hAnsi="Times New Roman" w:eastAsia="Times New Roman"/>
+          <w:i w:val="0"/>
           <w:color w:val="000000"/>
           <w:sz w:val="22"/>
         </w:rPr>
-        <w:t>текст обращения;</w:t>
+        <w:t>3.2. Материалами обращения являются муниципальный округ возникновения проблемы, текст обращения и предоставленные при необходимости фотографии, геолокация или точный адрес.</w:t>
       </w:r>
     </w:p>
     <w:p>
-      <w:pPr>
-        <w:pStyle w:val="ListBullet"/>
-        <w:ind w:hanging="312"/>
-      </w:pPr>
       <w:r>
         <w:rPr>
           <w:rFonts w:ascii="Times New Roman" w:hAnsi="Times New Roman" w:eastAsia="Times New Roman"/>
+          <w:i w:val="0"/>
           <w:color w:val="000000"/>
           <w:sz w:val="22"/>
         </w:rPr>
-        <w:t>фотографии, геолокация и/или точный адрес проблемы — если Пользователь предоставил их по своему решению;</w:t>
-      </w:r>
-    </w:p>
-    <w:p>
-      <w:pPr>
-        <w:pStyle w:val="ListBullet"/>
-        <w:ind w:hanging="312"/>
-      </w:pPr>
-      <w:r>
-        <w:rPr>
-          <w:rFonts w:ascii="Times New Roman" w:hAnsi="Times New Roman" w:eastAsia="Times New Roman"/>
-          <w:color w:val="000000"/>
-          <w:sz w:val="22"/>
-        </w:rPr>
-        <w:t>сведения о ходе и результате рассмотрения обращения.</w:t>
+        <w:t>Эти материалы сами по себе не относятся к персональным данным Пользователя. Если они содержат сведения о конкретном или определяемом человеке, такие сведения обрабатываются как персональные данные.</w:t>
       </w:r>
     </w:p>
     <w:p>

--- a/legal/Согласие_на_обработку_ПДн_Искра_черновик.docx
+++ b/legal/Согласие_на_обработку_ПДн_Искра_черновик.docx
@@ -564,7 +564,7 @@
           <w:color w:val="000000"/>
           <w:sz w:val="22"/>
         </w:rPr>
-        <w:t>Персональные данные обрабатываются в течение срока рассмотрения обращения и одного месяца после направления окончательного ответа, отклонения или иного завершения обращения, если более длительное хранение не требуется законодательством Российской Федерации.</w:t>
+        <w:t>Персональные данные и материалы обращения обрабатываются в течение срока рассмотрения обращения и 90 (девяноста) календарных дней после направления окончательного ответа, отклонения или иного завершения обращения, если более длительное хранение не требуется законодательством Российской Федерации.</w:t>
       </w:r>
     </w:p>
     <w:p>
@@ -579,7 +579,7 @@
           <w:sz w:val="22"/>
           <w:shd w:fill="FFF2CC"/>
         </w:rPr>
-        <w:t>[ДО ПУБЛИКАЦИИ: настроить удаление данных из рабочей базы и резервных копий в соответствии с указанным сроком либо согласовать с юристом иной реальный срок.]</w:t>
+        <w:t>[ДО ПУБЛИКАЦИИ: проверить на рабочем сервере автоматическое удаление данных и материалов обращения через 90 дней, а также регламент удаления их резервных копий.]</w:t>
       </w:r>
     </w:p>
     <w:p>

--- a/legal/Согласие_на_обработку_ПДн_Искра_черновик.docx
+++ b/legal/Согласие_на_обработку_ПДн_Искра_черновик.docx
@@ -572,14 +572,7 @@
         <w:ind w:firstLine="0"/>
       </w:pPr>
       <w:r>
-        <w:rPr>
-          <w:rFonts w:ascii="Times New Roman" w:hAnsi="Times New Roman" w:eastAsia="Times New Roman"/>
-          <w:b/>
-          <w:color w:val="000000"/>
-          <w:sz w:val="22"/>
-          <w:shd w:fill="FFF2CC"/>
-        </w:rPr>
-        <w:t>[ДО ПУБЛИКАЦИИ: проверить на рабочем сервере автоматическое удаление данных и материалов обращения через 90 дней, а также регламент удаления их резервных копий.]</w:t>
+        <w:t>Резервные копии, содержащие персональные данные и материалы обращений, удаляются по установленной Оператором политике хранения в срок не более 90 календарных дней, если более длительное хранение не требуется законодательством Российской Федерации.</w:t>
       </w:r>
     </w:p>
     <w:p>
@@ -684,24 +677,12 @@
     </w:p>
     <w:p>
       <w:r>
-        <w:rPr>
-          <w:rFonts w:ascii="Times New Roman" w:hAnsi="Times New Roman" w:eastAsia="Times New Roman"/>
-          <w:i w:val="0"/>
-          <w:color w:val="000000"/>
-          <w:sz w:val="22"/>
-        </w:rPr>
-        <w:t>Согласие предоставляется отдельно от Пользовательского соглашения посредством нажатия Пользователем кнопки «Даю согласие на обработку персональных данных» до передачи обязательных данных.</w:t>
+        <w:t>Согласие предоставляется отдельно от Пользовательского соглашения посредством нажатия Пользователем кнопки «Даю согласие на обработку персональных данных» до передачи обязательных данных. Нажатие кнопки «Принимаю пользовательское соглашение» не считается предоставлением настоящего согласия.</w:t>
       </w:r>
     </w:p>
     <w:p>
       <w:r>
-        <w:rPr>
-          <w:rFonts w:ascii="Times New Roman" w:hAnsi="Times New Roman" w:eastAsia="Times New Roman"/>
-          <w:i w:val="0"/>
-          <w:color w:val="000000"/>
-          <w:sz w:val="22"/>
-        </w:rPr>
-        <w:t>Оператор фиксирует идентификатор Пользователя в MAX, дату и время предоставления согласия и редакцию документа для подтверждения факта его получения.</w:t>
+        <w:t>Оператор фиксирует идентификатор Пользователя в MAX, дату и время предоставления согласия, редакцию и контрольную сумму документа, а также идентификатор подтверждающего действия в MAX для подтверждения факта получения согласия.</w:t>
       </w:r>
     </w:p>
     <w:p>
@@ -715,7 +696,7 @@
           <w:color w:val="000000"/>
           <w:sz w:val="22"/>
         </w:rPr>
-        <w:t xml:space="preserve">Дата начала действия редакции: </w:t>
+        <w:t xml:space="preserve">Редакция документа: 1.0. Дата начала действия редакции: </w:t>
       </w:r>
       <w:r>
         <w:rPr>
